--- a/tillsyn/A 30860-2026 tillsynsbegäran.docx
+++ b/tillsyn/A 30860-2026 tillsynsbegäran.docx
@@ -260,7 +260,7 @@
     <w:r>
       <w:tab/>
       <w:tab/>
-      <w:t>2026-07-13</w:t>
+      <w:t>2026-07-14</w:t>
       <w:br/>
       <w:br/>
     </w:r>

--- a/tillsyn/A 30860-2026 tillsynsbegäran.docx
+++ b/tillsyn/A 30860-2026 tillsynsbegäran.docx
@@ -260,7 +260,7 @@
     <w:r>
       <w:tab/>
       <w:tab/>
-      <w:t>2026-07-14</w:t>
+      <w:t>2026-07-15</w:t>
       <w:br/>
       <w:br/>
     </w:r>

--- a/tillsyn/A 30860-2026 tillsynsbegäran.docx
+++ b/tillsyn/A 30860-2026 tillsynsbegäran.docx
@@ -260,7 +260,7 @@
     <w:r>
       <w:tab/>
       <w:tab/>
-      <w:t>2026-07-15</w:t>
+      <w:t>2026-07-16</w:t>
       <w:br/>
       <w:br/>
     </w:r>

--- a/tillsyn/A 30860-2026 tillsynsbegäran.docx
+++ b/tillsyn/A 30860-2026 tillsynsbegäran.docx
@@ -260,7 +260,7 @@
     <w:r>
       <w:tab/>
       <w:tab/>
-      <w:t>2026-07-16</w:t>
+      <w:t>2026-07-17</w:t>
       <w:br/>
       <w:br/>
     </w:r>

--- a/tillsyn/A 30860-2026 tillsynsbegäran.docx
+++ b/tillsyn/A 30860-2026 tillsynsbegäran.docx
@@ -260,7 +260,7 @@
     <w:r>
       <w:tab/>
       <w:tab/>
-      <w:t>2026-07-17</w:t>
+      <w:t>2026-07-18</w:t>
       <w:br/>
       <w:br/>
     </w:r>

--- a/tillsyn/A 30860-2026 tillsynsbegäran.docx
+++ b/tillsyn/A 30860-2026 tillsynsbegäran.docx
@@ -260,7 +260,7 @@
     <w:r>
       <w:tab/>
       <w:tab/>
-      <w:t>2026-07-18</w:t>
+      <w:t>2026-07-19</w:t>
       <w:br/>
       <w:br/>
     </w:r>

--- a/tillsyn/A 30860-2026 tillsynsbegäran.docx
+++ b/tillsyn/A 30860-2026 tillsynsbegäran.docx
@@ -260,7 +260,7 @@
     <w:r>
       <w:tab/>
       <w:tab/>
-      <w:t>2026-07-19</w:t>
+      <w:t>2026-07-20</w:t>
       <w:br/>
       <w:br/>
     </w:r>

--- a/tillsyn/A 30860-2026 tillsynsbegäran.docx
+++ b/tillsyn/A 30860-2026 tillsynsbegäran.docx
@@ -260,7 +260,7 @@
     <w:r>
       <w:tab/>
       <w:tab/>
-      <w:t>2026-07-20</w:t>
+      <w:t>2026-07-21</w:t>
       <w:br/>
       <w:br/>
     </w:r>

--- a/tillsyn/A 30860-2026 tillsynsbegäran.docx
+++ b/tillsyn/A 30860-2026 tillsynsbegäran.docx
@@ -260,7 +260,7 @@
     <w:r>
       <w:tab/>
       <w:tab/>
-      <w:t>2026-07-21</w:t>
+      <w:t>2026-07-22</w:t>
       <w:br/>
       <w:br/>
     </w:r>

--- a/tillsyn/A 30860-2026 tillsynsbegäran.docx
+++ b/tillsyn/A 30860-2026 tillsynsbegäran.docx
@@ -260,7 +260,7 @@
     <w:r>
       <w:tab/>
       <w:tab/>
-      <w:t>2026-07-22</w:t>
+      <w:t>2026-07-23</w:t>
       <w:br/>
       <w:br/>
     </w:r>

--- a/tillsyn/A 30860-2026 tillsynsbegäran.docx
+++ b/tillsyn/A 30860-2026 tillsynsbegäran.docx
@@ -260,7 +260,7 @@
     <w:r>
       <w:tab/>
       <w:tab/>
-      <w:t>2026-07-23</w:t>
+      <w:t>2026-07-24</w:t>
       <w:br/>
       <w:br/>
     </w:r>

--- a/tillsyn/A 30860-2026 tillsynsbegäran.docx
+++ b/tillsyn/A 30860-2026 tillsynsbegäran.docx
@@ -260,7 +260,7 @@
     <w:r>
       <w:tab/>
       <w:tab/>
-      <w:t>2026-07-24</w:t>
+      <w:t>2026-07-25</w:t>
       <w:br/>
       <w:br/>
     </w:r>

--- a/tillsyn/A 30860-2026 tillsynsbegäran.docx
+++ b/tillsyn/A 30860-2026 tillsynsbegäran.docx
@@ -260,7 +260,7 @@
     <w:r>
       <w:tab/>
       <w:tab/>
-      <w:t>2026-07-25</w:t>
+      <w:t>2026-07-26</w:t>
       <w:br/>
       <w:br/>
     </w:r>

--- a/tillsyn/A 30860-2026 tillsynsbegäran.docx
+++ b/tillsyn/A 30860-2026 tillsynsbegäran.docx
@@ -260,7 +260,7 @@
     <w:r>
       <w:tab/>
       <w:tab/>
-      <w:t>2026-07-26</w:t>
+      <w:t>2026-07-27</w:t>
       <w:br/>
       <w:br/>
     </w:r>

--- a/tillsyn/A 30860-2026 tillsynsbegäran.docx
+++ b/tillsyn/A 30860-2026 tillsynsbegäran.docx
@@ -260,7 +260,7 @@
     <w:r>
       <w:tab/>
       <w:tab/>
-      <w:t>2026-07-27</w:t>
+      <w:t>2026-07-28</w:t>
       <w:br/>
       <w:br/>
     </w:r>

--- a/tillsyn/A 30860-2026 tillsynsbegäran.docx
+++ b/tillsyn/A 30860-2026 tillsynsbegäran.docx
@@ -260,7 +260,7 @@
     <w:r>
       <w:tab/>
       <w:tab/>
-      <w:t>2026-07-28</w:t>
+      <w:t>2026-07-29</w:t>
       <w:br/>
       <w:br/>
     </w:r>

--- a/tillsyn/A 30860-2026 tillsynsbegäran.docx
+++ b/tillsyn/A 30860-2026 tillsynsbegäran.docx
@@ -260,7 +260,7 @@
     <w:r>
       <w:tab/>
       <w:tab/>
-      <w:t>2026-07-29</w:t>
+      <w:t>2026-07-30</w:t>
       <w:br/>
       <w:br/>
     </w:r>

--- a/tillsyn/A 30860-2026 tillsynsbegäran.docx
+++ b/tillsyn/A 30860-2026 tillsynsbegäran.docx
@@ -22,7 +22,7 @@
       <w:r>
         <w:drawing>
           <wp:inline xmlns:a="http://schemas.openxmlformats.org/drawingml/2006/main" xmlns:pic="http://schemas.openxmlformats.org/drawingml/2006/picture">
-            <wp:extent cx="5486400" cy="5422298"/>
+            <wp:extent cx="5486400" cy="5539190"/>
             <wp:docPr id="1" name="Picture 1"/>
             <wp:cNvGraphicFramePr>
               <a:graphicFrameLocks noChangeAspect="1"/>
@@ -43,7 +43,7 @@
                   <pic:spPr>
                     <a:xfrm>
                       <a:off x="0" y="0"/>
-                      <a:ext cx="5486400" cy="5422298"/>
+                      <a:ext cx="5486400" cy="5539190"/>
                     </a:xfrm>
                     <a:prstGeom prst="rect"/>
                   </pic:spPr>
@@ -65,7 +65,7 @@
     </w:p>
     <w:p>
       <w:r>
-        <w:t>I avverkningsanmälan finns fynd av 1 naturvårdsarter, varav 1 är rödlistad och 1 är fridlyst: grönsångare (NT, §4). Se Figur 1.</w:t>
+        <w:t>I avverkningsanmälan finns fynd av 2 naturvårdsarter, varav 1 är rödlistad, 1 är fridlyst och 1 är signalart (S): grönsångare (NT, §4) och västlig hakmossa (S). Se Figur 1.</w:t>
       </w:r>
     </w:p>
     <w:p>
@@ -260,7 +260,7 @@
     <w:r>
       <w:tab/>
       <w:tab/>
-      <w:t>2026-07-30</w:t>
+      <w:t>2026-07-31</w:t>
       <w:br/>
       <w:br/>
     </w:r>

--- a/tillsyn/A 30860-2026 tillsynsbegäran.docx
+++ b/tillsyn/A 30860-2026 tillsynsbegäran.docx
@@ -260,7 +260,7 @@
     <w:r>
       <w:tab/>
       <w:tab/>
-      <w:t>2026-07-31</w:t>
+      <w:t>2026-08-01</w:t>
       <w:br/>
       <w:br/>
     </w:r>

--- a/tillsyn/A 30860-2026 tillsynsbegäran.docx
+++ b/tillsyn/A 30860-2026 tillsynsbegäran.docx
@@ -260,7 +260,7 @@
     <w:r>
       <w:tab/>
       <w:tab/>
-      <w:t>2026-08-01</w:t>
+      <w:t>2026-08-02</w:t>
       <w:br/>
       <w:br/>
     </w:r>

--- a/tillsyn/A 30860-2026 tillsynsbegäran.docx
+++ b/tillsyn/A 30860-2026 tillsynsbegäran.docx
@@ -260,7 +260,7 @@
     <w:r>
       <w:tab/>
       <w:tab/>
-      <w:t>2026-08-02</w:t>
+      <w:t>2026-08-03</w:t>
       <w:br/>
       <w:br/>
     </w:r>

--- a/tillsyn/A 30860-2026 tillsynsbegäran.docx
+++ b/tillsyn/A 30860-2026 tillsynsbegäran.docx
@@ -260,7 +260,7 @@
     <w:r>
       <w:tab/>
       <w:tab/>
-      <w:t>2026-08-03</w:t>
+      <w:t>2026-08-05</w:t>
       <w:br/>
       <w:br/>
     </w:r>

--- a/tillsyn/A 30860-2026 tillsynsbegäran.docx
+++ b/tillsyn/A 30860-2026 tillsynsbegäran.docx
@@ -260,7 +260,7 @@
     <w:r>
       <w:tab/>
       <w:tab/>
-      <w:t>2026-08-05</w:t>
+      <w:t>2026-08-07</w:t>
       <w:br/>
       <w:br/>
     </w:r>

--- a/tillsyn/A 30860-2026 tillsynsbegäran.docx
+++ b/tillsyn/A 30860-2026 tillsynsbegäran.docx
@@ -260,7 +260,7 @@
     <w:r>
       <w:tab/>
       <w:tab/>
-      <w:t>2026-08-07</w:t>
+      <w:t>2026-08-08</w:t>
       <w:br/>
       <w:br/>
     </w:r>

--- a/tillsyn/A 30860-2026 tillsynsbegäran.docx
+++ b/tillsyn/A 30860-2026 tillsynsbegäran.docx
@@ -22,7 +22,7 @@
       <w:r>
         <w:drawing>
           <wp:inline xmlns:a="http://schemas.openxmlformats.org/drawingml/2006/main" xmlns:pic="http://schemas.openxmlformats.org/drawingml/2006/picture">
-            <wp:extent cx="5486400" cy="5422298"/>
+            <wp:extent cx="5486400" cy="5539190"/>
             <wp:docPr id="1" name="Picture 1"/>
             <wp:cNvGraphicFramePr>
               <a:graphicFrameLocks noChangeAspect="1"/>
@@ -43,7 +43,7 @@
                   <pic:spPr>
                     <a:xfrm>
                       <a:off x="0" y="0"/>
-                      <a:ext cx="5486400" cy="5422298"/>
+                      <a:ext cx="5486400" cy="5539190"/>
                     </a:xfrm>
                     <a:prstGeom prst="rect"/>
                   </pic:spPr>
@@ -60,12 +60,12 @@
         <w:spacing w:after="240"/>
       </w:pPr>
       <w:r>
-        <w:t>Figur 1. Fyndplatser för naturvårdsarter i avverkningsanmälan. Markörer utan svart kant är placerade på fyndplatsen. Markörer med svart kant är placerade vid sidan av fyndplatsen har ett svart streck som visar fyndplatsens exakta position. Kartans mittpunktskoordinat är N 6421985, E 318903 i SWEREF 99 TM.</w:t>
+        <w:t>Figur 1. Fyndplatser för naturvårdsarter i avverkningsanmälan. Markörer utan svart kant är placerade på fyndplatsen. Markörer med svart kant är placerade vid sidan av fyndplatsen och har ett svart streck som visar fyndplatsens exakta position. Kartans mittpunktskoordinat är N 6421985, E 318903 i SWEREF 99 TM.</w:t>
       </w:r>
     </w:p>
     <w:p>
       <w:r>
-        <w:t>I avverkningsanmälan finns fynd av 1 naturvårdsarter, varav 1 är rödlistad och 1 är fridlyst: grönsångare (NT, §4). Se Figur 1.</w:t>
+        <w:t>I avverkningsanmälan finns fynd av 2 naturvårdsarter, varav 1 är rödlistad, 1 är fridlyst och 1 är signalart (S): grönsångare (NT, §4) och västlig hakmossa (S). Se Figur 1.</w:t>
       </w:r>
     </w:p>
     <w:p>
@@ -260,7 +260,7 @@
     <w:r>
       <w:tab/>
       <w:tab/>
-      <w:t>2026-08-14</w:t>
+      <w:t>2026-08-15</w:t>
       <w:br/>
       <w:br/>
     </w:r>

--- a/tillsyn/A 30860-2026 tillsynsbegäran.docx
+++ b/tillsyn/A 30860-2026 tillsynsbegäran.docx
@@ -260,7 +260,7 @@
     <w:r>
       <w:tab/>
       <w:tab/>
-      <w:t>2026-08-15</w:t>
+      <w:t>2026-08-16</w:t>
       <w:br/>
       <w:br/>
     </w:r>

--- a/tillsyn/A 30860-2026 tillsynsbegäran.docx
+++ b/tillsyn/A 30860-2026 tillsynsbegäran.docx
@@ -260,7 +260,7 @@
     <w:r>
       <w:tab/>
       <w:tab/>
-      <w:t>2026-08-16</w:t>
+      <w:t>2026-08-17</w:t>
       <w:br/>
       <w:br/>
     </w:r>

--- a/tillsyn/A 30860-2026 tillsynsbegäran.docx
+++ b/tillsyn/A 30860-2026 tillsynsbegäran.docx
@@ -260,7 +260,7 @@
     <w:r>
       <w:tab/>
       <w:tab/>
-      <w:t>2026-08-17</w:t>
+      <w:t>2026-08-18</w:t>
       <w:br/>
       <w:br/>
     </w:r>

--- a/tillsyn/A 30860-2026 tillsynsbegäran.docx
+++ b/tillsyn/A 30860-2026 tillsynsbegäran.docx
@@ -260,7 +260,7 @@
     <w:r>
       <w:tab/>
       <w:tab/>
-      <w:t>2026-08-18</w:t>
+      <w:t>2026-08-19</w:t>
       <w:br/>
       <w:br/>
     </w:r>

--- a/tillsyn/A 30860-2026 tillsynsbegäran.docx
+++ b/tillsyn/A 30860-2026 tillsynsbegäran.docx
@@ -260,7 +260,7 @@
     <w:r>
       <w:tab/>
       <w:tab/>
-      <w:t>2026-08-19</w:t>
+      <w:t>2026-08-20</w:t>
       <w:br/>
       <w:br/>
     </w:r>

--- a/tillsyn/A 30860-2026 tillsynsbegäran.docx
+++ b/tillsyn/A 30860-2026 tillsynsbegäran.docx
@@ -260,7 +260,7 @@
     <w:r>
       <w:tab/>
       <w:tab/>
-      <w:t>2026-08-20</w:t>
+      <w:t>2026-08-21</w:t>
       <w:br/>
       <w:br/>
     </w:r>

--- a/tillsyn/A 30860-2026 tillsynsbegäran.docx
+++ b/tillsyn/A 30860-2026 tillsynsbegäran.docx
@@ -260,7 +260,7 @@
     <w:r>
       <w:tab/>
       <w:tab/>
-      <w:t>2026-08-21</w:t>
+      <w:t>2026-08-22</w:t>
       <w:br/>
       <w:br/>
     </w:r>

--- a/tillsyn/A 30860-2026 tillsynsbegäran.docx
+++ b/tillsyn/A 30860-2026 tillsynsbegäran.docx
@@ -260,7 +260,7 @@
     <w:r>
       <w:tab/>
       <w:tab/>
-      <w:t>2026-08-22</w:t>
+      <w:t>2026-08-23</w:t>
       <w:br/>
       <w:br/>
     </w:r>

--- a/tillsyn/A 30860-2026 tillsynsbegäran.docx
+++ b/tillsyn/A 30860-2026 tillsynsbegäran.docx
@@ -260,7 +260,7 @@
     <w:r>
       <w:tab/>
       <w:tab/>
-      <w:t>2026-08-23</w:t>
+      <w:t>2026-08-24</w:t>
       <w:br/>
       <w:br/>
     </w:r>

--- a/tillsyn/A 30860-2026 tillsynsbegäran.docx
+++ b/tillsyn/A 30860-2026 tillsynsbegäran.docx
@@ -260,7 +260,7 @@
     <w:r>
       <w:tab/>
       <w:tab/>
-      <w:t>2026-08-24</w:t>
+      <w:t>2026-08-25</w:t>
       <w:br/>
       <w:br/>
     </w:r>

--- a/tillsyn/A 30860-2026 tillsynsbegäran.docx
+++ b/tillsyn/A 30860-2026 tillsynsbegäran.docx
@@ -260,7 +260,7 @@
     <w:r>
       <w:tab/>
       <w:tab/>
-      <w:t>2026-08-25</w:t>
+      <w:t>2026-08-26</w:t>
       <w:br/>
       <w:br/>
     </w:r>

--- a/tillsyn/A 30860-2026 tillsynsbegäran.docx
+++ b/tillsyn/A 30860-2026 tillsynsbegäran.docx
@@ -260,7 +260,7 @@
     <w:r>
       <w:tab/>
       <w:tab/>
-      <w:t>2026-08-26</w:t>
+      <w:t>2026-08-27</w:t>
       <w:br/>
       <w:br/>
     </w:r>

--- a/tillsyn/A 30860-2026 tillsynsbegäran.docx
+++ b/tillsyn/A 30860-2026 tillsynsbegäran.docx
@@ -260,7 +260,7 @@
     <w:r>
       <w:tab/>
       <w:tab/>
-      <w:t>2026-08-27</w:t>
+      <w:t>2026-08-28</w:t>
       <w:br/>
       <w:br/>
     </w:r>

--- a/tillsyn/A 30860-2026 tillsynsbegäran.docx
+++ b/tillsyn/A 30860-2026 tillsynsbegäran.docx
@@ -260,7 +260,7 @@
     <w:r>
       <w:tab/>
       <w:tab/>
-      <w:t>2026-08-28</w:t>
+      <w:t>2026-08-29</w:t>
       <w:br/>
       <w:br/>
     </w:r>

--- a/tillsyn/A 30860-2026 tillsynsbegäran.docx
+++ b/tillsyn/A 30860-2026 tillsynsbegäran.docx
@@ -260,7 +260,7 @@
     <w:r>
       <w:tab/>
       <w:tab/>
-      <w:t>2026-08-29</w:t>
+      <w:t>2026-08-31</w:t>
       <w:br/>
       <w:br/>
     </w:r>

--- a/tillsyn/A 30860-2026 tillsynsbegäran.docx
+++ b/tillsyn/A 30860-2026 tillsynsbegäran.docx
@@ -260,7 +260,7 @@
     <w:r>
       <w:tab/>
       <w:tab/>
-      <w:t>2026-08-31</w:t>
+      <w:t>2026-09-01</w:t>
       <w:br/>
       <w:br/>
     </w:r>

--- a/tillsyn/A 30860-2026 tillsynsbegäran.docx
+++ b/tillsyn/A 30860-2026 tillsynsbegäran.docx
@@ -260,7 +260,7 @@
     <w:r>
       <w:tab/>
       <w:tab/>
-      <w:t>2026-09-01</w:t>
+      <w:t>2026-09-02</w:t>
       <w:br/>
       <w:br/>
     </w:r>

--- a/tillsyn/A 30860-2026 tillsynsbegäran.docx
+++ b/tillsyn/A 30860-2026 tillsynsbegäran.docx
@@ -260,7 +260,7 @@
     <w:r>
       <w:tab/>
       <w:tab/>
-      <w:t>2026-09-02</w:t>
+      <w:t>2026-09-03</w:t>
       <w:br/>
       <w:br/>
     </w:r>

--- a/tillsyn/A 30860-2026 tillsynsbegäran.docx
+++ b/tillsyn/A 30860-2026 tillsynsbegäran.docx
@@ -260,7 +260,7 @@
     <w:r>
       <w:tab/>
       <w:tab/>
-      <w:t>2026-09-03</w:t>
+      <w:t>2026-09-04</w:t>
       <w:br/>
       <w:br/>
     </w:r>

--- a/tillsyn/A 30860-2026 tillsynsbegäran.docx
+++ b/tillsyn/A 30860-2026 tillsynsbegäran.docx
@@ -260,7 +260,7 @@
     <w:r>
       <w:tab/>
       <w:tab/>
-      <w:t>2026-09-04</w:t>
+      <w:t>2026-09-05</w:t>
       <w:br/>
       <w:br/>
     </w:r>

--- a/tillsyn/A 30860-2026 tillsynsbegäran.docx
+++ b/tillsyn/A 30860-2026 tillsynsbegäran.docx
@@ -260,7 +260,7 @@
     <w:r>
       <w:tab/>
       <w:tab/>
-      <w:t>2026-09-05</w:t>
+      <w:t>2026-09-06</w:t>
       <w:br/>
       <w:br/>
     </w:r>

--- a/tillsyn/A 30860-2026 tillsynsbegäran.docx
+++ b/tillsyn/A 30860-2026 tillsynsbegäran.docx
@@ -260,7 +260,7 @@
     <w:r>
       <w:tab/>
       <w:tab/>
-      <w:t>2026-09-06</w:t>
+      <w:t>2026-09-07</w:t>
       <w:br/>
       <w:br/>
     </w:r>

--- a/tillsyn/A 30860-2026 tillsynsbegäran.docx
+++ b/tillsyn/A 30860-2026 tillsynsbegäran.docx
@@ -260,7 +260,7 @@
     <w:r>
       <w:tab/>
       <w:tab/>
-      <w:t>2026-09-07</w:t>
+      <w:t>2026-09-08</w:t>
       <w:br/>
       <w:br/>
     </w:r>

--- a/tillsyn/A 30860-2026 tillsynsbegäran.docx
+++ b/tillsyn/A 30860-2026 tillsynsbegäran.docx
@@ -260,7 +260,7 @@
     <w:r>
       <w:tab/>
       <w:tab/>
-      <w:t>2026-09-08</w:t>
+      <w:t>2026-09-09</w:t>
       <w:br/>
       <w:br/>
     </w:r>

--- a/tillsyn/A 30860-2026 tillsynsbegäran.docx
+++ b/tillsyn/A 30860-2026 tillsynsbegäran.docx
@@ -260,7 +260,7 @@
     <w:r>
       <w:tab/>
       <w:tab/>
-      <w:t>2026-09-09</w:t>
+      <w:t>2026-09-10</w:t>
       <w:br/>
       <w:br/>
     </w:r>

--- a/tillsyn/A 30860-2026 tillsynsbegäran.docx
+++ b/tillsyn/A 30860-2026 tillsynsbegäran.docx
@@ -260,7 +260,7 @@
     <w:r>
       <w:tab/>
       <w:tab/>
-      <w:t>2026-09-10</w:t>
+      <w:t>2026-09-11</w:t>
       <w:br/>
       <w:br/>
     </w:r>

--- a/tillsyn/A 30860-2026 tillsynsbegäran.docx
+++ b/tillsyn/A 30860-2026 tillsynsbegäran.docx
@@ -260,7 +260,7 @@
     <w:r>
       <w:tab/>
       <w:tab/>
-      <w:t>2026-09-11</w:t>
+      <w:t>2026-09-12</w:t>
       <w:br/>
       <w:br/>
     </w:r>

--- a/tillsyn/A 30860-2026 tillsynsbegäran.docx
+++ b/tillsyn/A 30860-2026 tillsynsbegäran.docx
@@ -260,7 +260,7 @@
     <w:r>
       <w:tab/>
       <w:tab/>
-      <w:t>2026-09-12</w:t>
+      <w:t>2026-09-13</w:t>
       <w:br/>
       <w:br/>
     </w:r>
